--- a/Non Code Files/Meeting minutes/23.04.26 Stockle Meeting.docx
+++ b/Non Code Files/Meeting minutes/23.04.26 Stockle Meeting.docx
@@ -111,6 +111,14 @@
               </w:rPr>
               <w:t xml:space="preserve"> </w:t>
             </w:r>
+            <w:r>
+              <w:rPr>
+                <w:b/>
+                <w:sz w:val="28"/>
+                <w:szCs w:val="28"/>
+              </w:rPr>
+              <w:t>James</w:t>
+            </w:r>
           </w:p>
           <w:p>
             <w:pPr>
@@ -144,6 +152,14 @@
                 <w:szCs w:val="28"/>
               </w:rPr>
               <w:t>Minutes:</w:t>
+            </w:r>
+            <w:r>
+              <w:rPr>
+                <w:b/>
+                <w:sz w:val="28"/>
+                <w:szCs w:val="28"/>
+              </w:rPr>
+              <w:t xml:space="preserve"> 60</w:t>
             </w:r>
           </w:p>
           <w:p>
@@ -853,19 +869,11 @@
               </w:rPr>
               <w:t xml:space="preserve">What </w:t>
             </w:r>
-            <w:proofErr w:type="gramStart"/>
-            <w:r>
-              <w:rPr>
-                <w:b/>
-              </w:rPr>
-              <w:t>has to</w:t>
-            </w:r>
-            <w:proofErr w:type="gramEnd"/>
-            <w:r>
-              <w:rPr>
-                <w:b/>
-              </w:rPr>
-              <w:t xml:space="preserve"> be done by</w:t>
+            <w:r>
+              <w:rPr>
+                <w:b/>
+              </w:rPr>
+              <w:t>has to be done by</w:t>
             </w:r>
             <w:r>
               <w:rPr>
